--- a/Supplementary_Table_S2.docx
+++ b/Supplementary_Table_S2.docx
@@ -49,7 +49,7 @@
           <w:sz w:val="24"/>
           <w:color w:val="333333"/>
         </w:rPr>
-        <w:t xml:space="default">Summary of fossil records by site (raw data)</w:t>
+        <w:t xml:space="default">Centennial weighted kernel-density summaries by site</w:t>
       </w:r>
     </w:p>
     <w:p>
@@ -65,7 +65,7 @@
           <w:sz w:val="20"/>
           <w:color w:val="333333"/>
         </w:rPr>
-        <w:t xml:space="default">Temporal distribution and dispersion per 0.1 ka bin</w:t>
+        <w:t xml:space="default">Density of the modelled series and its bootstrap uncertainty</w:t>
       </w:r>
     </w:p>
     <w:tbl xmlns:w="http://schemas.openxmlformats.org/wordprocessingml/2006/main" xmlns:wp="http://schemas.openxmlformats.org/drawingml/2006/wordprocessingDrawing" xmlns:r="http://schemas.openxmlformats.org/officeDocument/2006/relationships" xmlns:w14="http://schemas.microsoft.com/office/word/2010/wordml">
@@ -97,14 +97,14 @@
             <w:pPr>
               <w:spacing w:before="0" w:after="60"/>
               <w:keepNext/>
-              <w:jc w:val="start"/>
-            </w:pPr>
-            <w:r>
-              <w:rPr>
-                <w:rFonts w:ascii="Calibri" w:hAnsi="Calibri"/>
-                <w:sz w:val="20"/>
-              </w:rPr>
-              <w:t xml:space="default">spot</w:t>
+              <w:jc w:val="center"/>
+            </w:pPr>
+            <w:r>
+              <w:rPr>
+                <w:rFonts w:ascii="Calibri" w:hAnsi="Calibri"/>
+                <w:sz w:val="20"/>
+              </w:rPr>
+              <w:t xml:space="default">Site</w:t>
             </w:r>
           </w:p>
         </w:tc>
@@ -126,7 +126,7 @@
                 <w:rFonts w:ascii="Calibri" w:hAnsi="Calibri"/>
                 <w:sz w:val="20"/>
               </w:rPr>
-              <w:t xml:space="default">n_records</w:t>
+              <w:t xml:space="default">mean_boot_sd</w:t>
             </w:r>
           </w:p>
         </w:tc>
@@ -148,7 +148,7 @@
                 <w:rFonts w:ascii="Calibri" w:hAnsi="Calibri"/>
                 <w:sz w:val="20"/>
               </w:rPr>
-              <w:t xml:space="default">mean_t_ka</w:t>
+              <w:t xml:space="default">max_density</w:t>
             </w:r>
           </w:p>
         </w:tc>
@@ -170,7 +170,7 @@
                 <w:rFonts w:ascii="Calibri" w:hAnsi="Calibri"/>
                 <w:sz w:val="20"/>
               </w:rPr>
-              <w:t xml:space="default">sd_t_ka</w:t>
+              <w:t xml:space="default">max_interval</w:t>
             </w:r>
           </w:p>
         </w:tc>
@@ -192,7 +192,7 @@
                 <w:rFonts w:ascii="Calibri" w:hAnsi="Calibri"/>
                 <w:sz w:val="20"/>
               </w:rPr>
-              <w:t xml:space="default">min_t_ka</w:t>
+              <w:t xml:space="default">min_density</w:t>
             </w:r>
           </w:p>
         </w:tc>
@@ -201,28 +201,7 @@
             <w:tcBorders>
               <w:top w:val="single" w:sz="16" w:space="0" w:color="D3D3D3"/>
               <w:bottom w:val="single" w:sz="16" w:space="0" w:color="D3D3D3"/>
-            </w:tcBorders>
-          </w:tcPr>
-          <w:p>
-            <w:pPr>
-              <w:spacing w:before="0" w:after="60"/>
-              <w:keepNext/>
-              <w:jc w:val="end"/>
-            </w:pPr>
-            <w:r>
-              <w:rPr>
-                <w:rFonts w:ascii="Calibri" w:hAnsi="Calibri"/>
-                <w:sz w:val="20"/>
-              </w:rPr>
-              <w:t xml:space="default">max_t_ka</w:t>
-            </w:r>
-          </w:p>
-        </w:tc>
-        <w:tc>
-          <w:tcPr>
-            <w:tcBorders>
-              <w:top w:val="single" w:sz="16" w:space="0" w:color="D3D3D3"/>
-              <w:bottom w:val="single" w:sz="16" w:space="0" w:color="D3D3D3"/>
+              <w:end w:val="single" w:space="0" w:color="D3D3D3"/>
             </w:tcBorders>
           </w:tcPr>
           <w:p>
@@ -237,29 +216,6 @@
                 <w:sz w:val="20"/>
               </w:rPr>
               <w:t xml:space="default">min_interval</w:t>
-            </w:r>
-          </w:p>
-        </w:tc>
-        <w:tc>
-          <w:tcPr>
-            <w:tcBorders>
-              <w:top w:val="single" w:sz="16" w:space="0" w:color="D3D3D3"/>
-              <w:bottom w:val="single" w:sz="16" w:space="0" w:color="D3D3D3"/>
-              <w:end w:val="single" w:space="0" w:color="D3D3D3"/>
-            </w:tcBorders>
-          </w:tcPr>
-          <w:p>
-            <w:pPr>
-              <w:spacing w:before="0" w:after="60"/>
-              <w:keepNext/>
-              <w:jc w:val="end"/>
-            </w:pPr>
-            <w:r>
-              <w:rPr>
-                <w:rFonts w:ascii="Calibri" w:hAnsi="Calibri"/>
-                <w:sz w:val="20"/>
-              </w:rPr>
-              <w:t xml:space="default">max_interval</w:t>
             </w:r>
           </w:p>
         </w:tc>
@@ -281,86 +237,86 @@
             <w:pPr>
               <w:spacing w:before="0" w:after="60"/>
               <w:keepNext/>
-              <w:jc w:val="start"/>
-            </w:pPr>
-            <w:r>
-              <w:rPr>
-                <w:rFonts w:ascii="Calibri" w:hAnsi="Calibri"/>
-                <w:sz w:val="20"/>
-              </w:rPr>
-              <w:t xml:space="default">Belize</w:t>
-            </w:r>
-          </w:p>
-        </w:tc>
-        <w:tc>
-          <w:tcPr>
-            <w:tcBorders>
-              <w:top w:val="single" w:space="0" w:color="D3D3D3"/>
-              <w:bottom w:val="single" w:space="0" w:color="D3D3D3"/>
-              <w:start w:val="single" w:space="0" w:color="D3D3D3"/>
-              <w:end w:val="single" w:space="0" w:color="D3D3D3"/>
-            </w:tcBorders>
-          </w:tcPr>
-          <w:p>
-            <w:pPr>
-              <w:spacing w:before="0" w:after="60"/>
-              <w:keepNext/>
-              <w:jc w:val="end"/>
-            </w:pPr>
-            <w:r>
-              <w:rPr>
-                <w:rFonts w:ascii="Calibri" w:hAnsi="Calibri"/>
-                <w:sz w:val="20"/>
-              </w:rPr>
-              <w:t xml:space="default">41</w:t>
-            </w:r>
-          </w:p>
-        </w:tc>
-        <w:tc>
-          <w:tcPr>
-            <w:tcBorders>
-              <w:top w:val="single" w:space="0" w:color="D3D3D3"/>
-              <w:bottom w:val="single" w:space="0" w:color="D3D3D3"/>
-              <w:start w:val="single" w:space="0" w:color="D3D3D3"/>
-              <w:end w:val="single" w:space="0" w:color="D3D3D3"/>
-            </w:tcBorders>
-          </w:tcPr>
-          <w:p>
-            <w:pPr>
-              <w:spacing w:before="0" w:after="60"/>
-              <w:keepNext/>
-              <w:jc w:val="end"/>
-            </w:pPr>
-            <w:r>
-              <w:rPr>
-                <w:rFonts w:ascii="Calibri" w:hAnsi="Calibri"/>
-                <w:sz w:val="20"/>
-              </w:rPr>
-              <w:t xml:space="default">2.921</w:t>
-            </w:r>
-          </w:p>
-        </w:tc>
-        <w:tc>
-          <w:tcPr>
-            <w:tcBorders>
-              <w:top w:val="single" w:space="0" w:color="D3D3D3"/>
-              <w:bottom w:val="single" w:space="0" w:color="D3D3D3"/>
-              <w:start w:val="single" w:space="0" w:color="D3D3D3"/>
-              <w:end w:val="single" w:space="0" w:color="D3D3D3"/>
-            </w:tcBorders>
-          </w:tcPr>
-          <w:p>
-            <w:pPr>
-              <w:spacing w:before="0" w:after="60"/>
-              <w:keepNext/>
-              <w:jc w:val="end"/>
-            </w:pPr>
-            <w:r>
-              <w:rPr>
-                <w:rFonts w:ascii="Calibri" w:hAnsi="Calibri"/>
-                <w:sz w:val="20"/>
-              </w:rPr>
-              <w:t xml:space="default">2.034</w:t>
+              <w:jc w:val="center"/>
+            </w:pPr>
+            <w:r>
+              <w:rPr>
+                <w:rFonts w:ascii="Calibri" w:hAnsi="Calibri"/>
+                <w:sz w:val="20"/>
+              </w:rPr>
+              <w:t xml:space="default">Punta Maroma</w:t>
+            </w:r>
+          </w:p>
+        </w:tc>
+        <w:tc>
+          <w:tcPr>
+            <w:tcBorders>
+              <w:top w:val="single" w:space="0" w:color="D3D3D3"/>
+              <w:bottom w:val="single" w:space="0" w:color="D3D3D3"/>
+              <w:start w:val="single" w:space="0" w:color="D3D3D3"/>
+              <w:end w:val="single" w:space="0" w:color="D3D3D3"/>
+            </w:tcBorders>
+          </w:tcPr>
+          <w:p>
+            <w:pPr>
+              <w:spacing w:before="0" w:after="60"/>
+              <w:keepNext/>
+              <w:jc w:val="end"/>
+            </w:pPr>
+            <w:r>
+              <w:rPr>
+                <w:rFonts w:ascii="Calibri" w:hAnsi="Calibri"/>
+                <w:sz w:val="20"/>
+              </w:rPr>
+              <w:t xml:space="default">0.068</w:t>
+            </w:r>
+          </w:p>
+        </w:tc>
+        <w:tc>
+          <w:tcPr>
+            <w:tcBorders>
+              <w:top w:val="single" w:space="0" w:color="D3D3D3"/>
+              <w:bottom w:val="single" w:space="0" w:color="D3D3D3"/>
+              <w:start w:val="single" w:space="0" w:color="D3D3D3"/>
+              <w:end w:val="single" w:space="0" w:color="D3D3D3"/>
+            </w:tcBorders>
+          </w:tcPr>
+          <w:p>
+            <w:pPr>
+              <w:spacing w:before="0" w:after="60"/>
+              <w:keepNext/>
+              <w:jc w:val="end"/>
+            </w:pPr>
+            <w:r>
+              <w:rPr>
+                <w:rFonts w:ascii="Calibri" w:hAnsi="Calibri"/>
+                <w:sz w:val="20"/>
+              </w:rPr>
+              <w:t xml:space="default">1.005</w:t>
+            </w:r>
+          </w:p>
+        </w:tc>
+        <w:tc>
+          <w:tcPr>
+            <w:tcBorders>
+              <w:top w:val="single" w:space="0" w:color="D3D3D3"/>
+              <w:bottom w:val="single" w:space="0" w:color="D3D3D3"/>
+              <w:start w:val="single" w:space="0" w:color="D3D3D3"/>
+              <w:end w:val="single" w:space="0" w:color="D3D3D3"/>
+            </w:tcBorders>
+          </w:tcPr>
+          <w:p>
+            <w:pPr>
+              <w:spacing w:before="0" w:after="60"/>
+              <w:keepNext/>
+              <w:jc w:val="end"/>
+            </w:pPr>
+            <w:r>
+              <w:rPr>
+                <w:rFonts w:ascii="Calibri" w:hAnsi="Calibri"/>
+                <w:sz w:val="20"/>
+              </w:rPr>
+              <w:t xml:space="default">0.15</w:t>
             </w:r>
           </w:p>
         </w:tc>
@@ -408,55 +364,7 @@
                 <w:rFonts w:ascii="Calibri" w:hAnsi="Calibri"/>
                 <w:sz w:val="20"/>
               </w:rPr>
-              <w:t xml:space="default">6.000</w:t>
-            </w:r>
-          </w:p>
-        </w:tc>
-        <w:tc>
-          <w:tcPr>
-            <w:tcBorders>
-              <w:top w:val="single" w:space="0" w:color="D3D3D3"/>
-              <w:bottom w:val="single" w:space="0" w:color="D3D3D3"/>
-              <w:start w:val="single" w:space="0" w:color="D3D3D3"/>
-              <w:end w:val="single" w:space="0" w:color="D3D3D3"/>
-            </w:tcBorders>
-          </w:tcPr>
-          <w:p>
-            <w:pPr>
-              <w:spacing w:before="0" w:after="60"/>
-              <w:keepNext/>
-              <w:jc w:val="end"/>
-            </w:pPr>
-            <w:r>
-              <w:rPr>
-                <w:rFonts w:ascii="Calibri" w:hAnsi="Calibri"/>
-                <w:sz w:val="20"/>
-              </w:rPr>
-              <w:t xml:space="default">0.100</w:t>
-            </w:r>
-          </w:p>
-        </w:tc>
-        <w:tc>
-          <w:tcPr>
-            <w:tcBorders>
-              <w:top w:val="single" w:space="0" w:color="D3D3D3"/>
-              <w:bottom w:val="single" w:space="0" w:color="D3D3D3"/>
-              <w:start w:val="single" w:space="0" w:color="D3D3D3"/>
-              <w:end w:val="single" w:space="0" w:color="D3D3D3"/>
-            </w:tcBorders>
-          </w:tcPr>
-          <w:p>
-            <w:pPr>
-              <w:spacing w:before="0" w:after="60"/>
-              <w:keepNext/>
-              <w:jc w:val="end"/>
-            </w:pPr>
-            <w:r>
-              <w:rPr>
-                <w:rFonts w:ascii="Calibri" w:hAnsi="Calibri"/>
-                <w:sz w:val="20"/>
-              </w:rPr>
-              <w:t xml:space="default">6.000</w:t>
+              <w:t xml:space="default">5.95</w:t>
             </w:r>
           </w:p>
         </w:tc>
@@ -478,86 +386,86 @@
             <w:pPr>
               <w:spacing w:before="0" w:after="60"/>
               <w:keepNext/>
-              <w:jc w:val="start"/>
-            </w:pPr>
-            <w:r>
-              <w:rPr>
-                <w:rFonts w:ascii="Calibri" w:hAnsi="Calibri"/>
-                <w:sz w:val="20"/>
-              </w:rPr>
-              <w:t xml:space="default">Florida</w:t>
-            </w:r>
-          </w:p>
-        </w:tc>
-        <w:tc>
-          <w:tcPr>
-            <w:tcBorders>
-              <w:top w:val="single" w:space="0" w:color="D3D3D3"/>
-              <w:bottom w:val="single" w:space="0" w:color="D3D3D3"/>
-              <w:start w:val="single" w:space="0" w:color="D3D3D3"/>
-              <w:end w:val="single" w:space="0" w:color="D3D3D3"/>
-            </w:tcBorders>
-          </w:tcPr>
-          <w:p>
-            <w:pPr>
-              <w:spacing w:before="0" w:after="60"/>
-              <w:keepNext/>
-              <w:jc w:val="end"/>
-            </w:pPr>
-            <w:r>
-              <w:rPr>
-                <w:rFonts w:ascii="Calibri" w:hAnsi="Calibri"/>
-                <w:sz w:val="20"/>
-              </w:rPr>
-              <w:t xml:space="default">128</w:t>
-            </w:r>
-          </w:p>
-        </w:tc>
-        <w:tc>
-          <w:tcPr>
-            <w:tcBorders>
-              <w:top w:val="single" w:space="0" w:color="D3D3D3"/>
-              <w:bottom w:val="single" w:space="0" w:color="D3D3D3"/>
-              <w:start w:val="single" w:space="0" w:color="D3D3D3"/>
-              <w:end w:val="single" w:space="0" w:color="D3D3D3"/>
-            </w:tcBorders>
-          </w:tcPr>
-          <w:p>
-            <w:pPr>
-              <w:spacing w:before="0" w:after="60"/>
-              <w:keepNext/>
-              <w:jc w:val="end"/>
-            </w:pPr>
-            <w:r>
-              <w:rPr>
-                <w:rFonts w:ascii="Calibri" w:hAnsi="Calibri"/>
-                <w:sz w:val="20"/>
-              </w:rPr>
-              <w:t xml:space="default">3.637</w:t>
-            </w:r>
-          </w:p>
-        </w:tc>
-        <w:tc>
-          <w:tcPr>
-            <w:tcBorders>
-              <w:top w:val="single" w:space="0" w:color="D3D3D3"/>
-              <w:bottom w:val="single" w:space="0" w:color="D3D3D3"/>
-              <w:start w:val="single" w:space="0" w:color="D3D3D3"/>
-              <w:end w:val="single" w:space="0" w:color="D3D3D3"/>
-            </w:tcBorders>
-          </w:tcPr>
-          <w:p>
-            <w:pPr>
-              <w:spacing w:before="0" w:after="60"/>
-              <w:keepNext/>
-              <w:jc w:val="end"/>
-            </w:pPr>
-            <w:r>
-              <w:rPr>
-                <w:rFonts w:ascii="Calibri" w:hAnsi="Calibri"/>
-                <w:sz w:val="20"/>
-              </w:rPr>
-              <w:t xml:space="default">1.482</w:t>
+              <w:jc w:val="center"/>
+            </w:pPr>
+            <w:r>
+              <w:rPr>
+                <w:rFonts w:ascii="Calibri" w:hAnsi="Calibri"/>
+                <w:sz w:val="20"/>
+              </w:rPr>
+              <w:t xml:space="default">Belize</w:t>
+            </w:r>
+          </w:p>
+        </w:tc>
+        <w:tc>
+          <w:tcPr>
+            <w:tcBorders>
+              <w:top w:val="single" w:space="0" w:color="D3D3D3"/>
+              <w:bottom w:val="single" w:space="0" w:color="D3D3D3"/>
+              <w:start w:val="single" w:space="0" w:color="D3D3D3"/>
+              <w:end w:val="single" w:space="0" w:color="D3D3D3"/>
+            </w:tcBorders>
+          </w:tcPr>
+          <w:p>
+            <w:pPr>
+              <w:spacing w:before="0" w:after="60"/>
+              <w:keepNext/>
+              <w:jc w:val="end"/>
+            </w:pPr>
+            <w:r>
+              <w:rPr>
+                <w:rFonts w:ascii="Calibri" w:hAnsi="Calibri"/>
+                <w:sz w:val="20"/>
+              </w:rPr>
+              <w:t xml:space="default">0.092</w:t>
+            </w:r>
+          </w:p>
+        </w:tc>
+        <w:tc>
+          <w:tcPr>
+            <w:tcBorders>
+              <w:top w:val="single" w:space="0" w:color="D3D3D3"/>
+              <w:bottom w:val="single" w:space="0" w:color="D3D3D3"/>
+              <w:start w:val="single" w:space="0" w:color="D3D3D3"/>
+              <w:end w:val="single" w:space="0" w:color="D3D3D3"/>
+            </w:tcBorders>
+          </w:tcPr>
+          <w:p>
+            <w:pPr>
+              <w:spacing w:before="0" w:after="60"/>
+              <w:keepNext/>
+              <w:jc w:val="end"/>
+            </w:pPr>
+            <w:r>
+              <w:rPr>
+                <w:rFonts w:ascii="Calibri" w:hAnsi="Calibri"/>
+                <w:sz w:val="20"/>
+              </w:rPr>
+              <w:t xml:space="default">0.595</w:t>
+            </w:r>
+          </w:p>
+        </w:tc>
+        <w:tc>
+          <w:tcPr>
+            <w:tcBorders>
+              <w:top w:val="single" w:space="0" w:color="D3D3D3"/>
+              <w:bottom w:val="single" w:space="0" w:color="D3D3D3"/>
+              <w:start w:val="single" w:space="0" w:color="D3D3D3"/>
+              <w:end w:val="single" w:space="0" w:color="D3D3D3"/>
+            </w:tcBorders>
+          </w:tcPr>
+          <w:p>
+            <w:pPr>
+              <w:spacing w:before="0" w:after="60"/>
+              <w:keepNext/>
+              <w:jc w:val="end"/>
+            </w:pPr>
+            <w:r>
+              <w:rPr>
+                <w:rFonts w:ascii="Calibri" w:hAnsi="Calibri"/>
+                <w:sz w:val="20"/>
+              </w:rPr>
+              <w:t xml:space="default">0.15</w:t>
             </w:r>
           </w:p>
         </w:tc>
@@ -605,55 +513,7 @@
                 <w:rFonts w:ascii="Calibri" w:hAnsi="Calibri"/>
                 <w:sz w:val="20"/>
               </w:rPr>
-              <w:t xml:space="default">5.998</w:t>
-            </w:r>
-          </w:p>
-        </w:tc>
-        <w:tc>
-          <w:tcPr>
-            <w:tcBorders>
-              <w:top w:val="single" w:space="0" w:color="D3D3D3"/>
-              <w:bottom w:val="single" w:space="0" w:color="D3D3D3"/>
-              <w:start w:val="single" w:space="0" w:color="D3D3D3"/>
-              <w:end w:val="single" w:space="0" w:color="D3D3D3"/>
-            </w:tcBorders>
-          </w:tcPr>
-          <w:p>
-            <w:pPr>
-              <w:spacing w:before="0" w:after="60"/>
-              <w:keepNext/>
-              <w:jc w:val="end"/>
-            </w:pPr>
-            <w:r>
-              <w:rPr>
-                <w:rFonts w:ascii="Calibri" w:hAnsi="Calibri"/>
-                <w:sz w:val="20"/>
-              </w:rPr>
-              <w:t xml:space="default">0.100</w:t>
-            </w:r>
-          </w:p>
-        </w:tc>
-        <w:tc>
-          <w:tcPr>
-            <w:tcBorders>
-              <w:top w:val="single" w:space="0" w:color="D3D3D3"/>
-              <w:bottom w:val="single" w:space="0" w:color="D3D3D3"/>
-              <w:start w:val="single" w:space="0" w:color="D3D3D3"/>
-              <w:end w:val="single" w:space="0" w:color="D3D3D3"/>
-            </w:tcBorders>
-          </w:tcPr>
-          <w:p>
-            <w:pPr>
-              <w:spacing w:before="0" w:after="60"/>
-              <w:keepNext/>
-              <w:jc w:val="end"/>
-            </w:pPr>
-            <w:r>
-              <w:rPr>
-                <w:rFonts w:ascii="Calibri" w:hAnsi="Calibri"/>
-                <w:sz w:val="20"/>
-              </w:rPr>
-              <w:t xml:space="default">6.000</w:t>
+              <w:t xml:space="default">2.35</w:t>
             </w:r>
           </w:p>
         </w:tc>
@@ -675,134 +535,14 @@
             <w:pPr>
               <w:spacing w:before="0" w:after="60"/>
               <w:keepNext/>
-              <w:jc w:val="start"/>
-            </w:pPr>
-            <w:r>
-              <w:rPr>
-                <w:rFonts w:ascii="Calibri" w:hAnsi="Calibri"/>
-                <w:sz w:val="20"/>
-              </w:rPr>
-              <w:t xml:space="default">Punta Maroma</w:t>
-            </w:r>
-          </w:p>
-        </w:tc>
-        <w:tc>
-          <w:tcPr>
-            <w:tcBorders>
-              <w:top w:val="single" w:space="0" w:color="D3D3D3"/>
-              <w:bottom w:val="single" w:space="0" w:color="D3D3D3"/>
-              <w:start w:val="single" w:space="0" w:color="D3D3D3"/>
-              <w:end w:val="single" w:space="0" w:color="D3D3D3"/>
-            </w:tcBorders>
-          </w:tcPr>
-          <w:p>
-            <w:pPr>
-              <w:spacing w:before="0" w:after="60"/>
-              <w:keepNext/>
-              <w:jc w:val="end"/>
-            </w:pPr>
-            <w:r>
-              <w:rPr>
-                <w:rFonts w:ascii="Calibri" w:hAnsi="Calibri"/>
-                <w:sz w:val="20"/>
-              </w:rPr>
-              <w:t xml:space="default">64</w:t>
-            </w:r>
-          </w:p>
-        </w:tc>
-        <w:tc>
-          <w:tcPr>
-            <w:tcBorders>
-              <w:top w:val="single" w:space="0" w:color="D3D3D3"/>
-              <w:bottom w:val="single" w:space="0" w:color="D3D3D3"/>
-              <w:start w:val="single" w:space="0" w:color="D3D3D3"/>
-              <w:end w:val="single" w:space="0" w:color="D3D3D3"/>
-            </w:tcBorders>
-          </w:tcPr>
-          <w:p>
-            <w:pPr>
-              <w:spacing w:before="0" w:after="60"/>
-              <w:keepNext/>
-              <w:jc w:val="end"/>
-            </w:pPr>
-            <w:r>
-              <w:rPr>
-                <w:rFonts w:ascii="Calibri" w:hAnsi="Calibri"/>
-                <w:sz w:val="20"/>
-              </w:rPr>
-              <w:t xml:space="default">2.259</w:t>
-            </w:r>
-          </w:p>
-        </w:tc>
-        <w:tc>
-          <w:tcPr>
-            <w:tcBorders>
-              <w:top w:val="single" w:space="0" w:color="D3D3D3"/>
-              <w:bottom w:val="single" w:space="0" w:color="D3D3D3"/>
-              <w:start w:val="single" w:space="0" w:color="D3D3D3"/>
-              <w:end w:val="single" w:space="0" w:color="D3D3D3"/>
-            </w:tcBorders>
-          </w:tcPr>
-          <w:p>
-            <w:pPr>
-              <w:spacing w:before="0" w:after="60"/>
-              <w:keepNext/>
-              <w:jc w:val="end"/>
-            </w:pPr>
-            <w:r>
-              <w:rPr>
-                <w:rFonts w:ascii="Calibri" w:hAnsi="Calibri"/>
-                <w:sz w:val="20"/>
-              </w:rPr>
-              <w:t xml:space="default">1.714</w:t>
-            </w:r>
-          </w:p>
-        </w:tc>
-        <w:tc>
-          <w:tcPr>
-            <w:tcBorders>
-              <w:top w:val="single" w:space="0" w:color="D3D3D3"/>
-              <w:bottom w:val="single" w:space="0" w:color="D3D3D3"/>
-              <w:start w:val="single" w:space="0" w:color="D3D3D3"/>
-              <w:end w:val="single" w:space="0" w:color="D3D3D3"/>
-            </w:tcBorders>
-          </w:tcPr>
-          <w:p>
-            <w:pPr>
-              <w:spacing w:before="0" w:after="60"/>
-              <w:keepNext/>
-              <w:jc w:val="end"/>
-            </w:pPr>
-            <w:r>
-              <w:rPr>
-                <w:rFonts w:ascii="Calibri" w:hAnsi="Calibri"/>
-                <w:sz w:val="20"/>
-              </w:rPr>
-              <w:t xml:space="default">0.065</w:t>
-            </w:r>
-          </w:p>
-        </w:tc>
-        <w:tc>
-          <w:tcPr>
-            <w:tcBorders>
-              <w:top w:val="single" w:space="0" w:color="D3D3D3"/>
-              <w:bottom w:val="single" w:space="0" w:color="D3D3D3"/>
-              <w:start w:val="single" w:space="0" w:color="D3D3D3"/>
-              <w:end w:val="single" w:space="0" w:color="D3D3D3"/>
-            </w:tcBorders>
-          </w:tcPr>
-          <w:p>
-            <w:pPr>
-              <w:spacing w:before="0" w:after="60"/>
-              <w:keepNext/>
-              <w:jc w:val="end"/>
-            </w:pPr>
-            <w:r>
-              <w:rPr>
-                <w:rFonts w:ascii="Calibri" w:hAnsi="Calibri"/>
-                <w:sz w:val="20"/>
-              </w:rPr>
-              <w:t xml:space="default">5.460</w:t>
+              <w:jc w:val="center"/>
+            </w:pPr>
+            <w:r>
+              <w:rPr>
+                <w:rFonts w:ascii="Calibri" w:hAnsi="Calibri"/>
+                <w:sz w:val="20"/>
+              </w:rPr>
+              <w:t xml:space="default">Saint Croix</w:t>
             </w:r>
           </w:p>
         </w:tc>
@@ -850,7 +590,79 @@
                 <w:rFonts w:ascii="Calibri" w:hAnsi="Calibri"/>
                 <w:sz w:val="20"/>
               </w:rPr>
-              <w:t xml:space="default">5.500</w:t>
+              <w:t xml:space="default">0.629</w:t>
+            </w:r>
+          </w:p>
+        </w:tc>
+        <w:tc>
+          <w:tcPr>
+            <w:tcBorders>
+              <w:top w:val="single" w:space="0" w:color="D3D3D3"/>
+              <w:bottom w:val="single" w:space="0" w:color="D3D3D3"/>
+              <w:start w:val="single" w:space="0" w:color="D3D3D3"/>
+              <w:end w:val="single" w:space="0" w:color="D3D3D3"/>
+            </w:tcBorders>
+          </w:tcPr>
+          <w:p>
+            <w:pPr>
+              <w:spacing w:before="0" w:after="60"/>
+              <w:keepNext/>
+              <w:jc w:val="end"/>
+            </w:pPr>
+            <w:r>
+              <w:rPr>
+                <w:rFonts w:ascii="Calibri" w:hAnsi="Calibri"/>
+                <w:sz w:val="20"/>
+              </w:rPr>
+              <w:t xml:space="default">1.05</w:t>
+            </w:r>
+          </w:p>
+        </w:tc>
+        <w:tc>
+          <w:tcPr>
+            <w:tcBorders>
+              <w:top w:val="single" w:space="0" w:color="D3D3D3"/>
+              <w:bottom w:val="single" w:space="0" w:color="D3D3D3"/>
+              <w:start w:val="single" w:space="0" w:color="D3D3D3"/>
+              <w:end w:val="single" w:space="0" w:color="D3D3D3"/>
+            </w:tcBorders>
+          </w:tcPr>
+          <w:p>
+            <w:pPr>
+              <w:spacing w:before="0" w:after="60"/>
+              <w:keepNext/>
+              <w:jc w:val="end"/>
+            </w:pPr>
+            <w:r>
+              <w:rPr>
+                <w:rFonts w:ascii="Calibri" w:hAnsi="Calibri"/>
+                <w:sz w:val="20"/>
+              </w:rPr>
+              <w:t xml:space="default">0.000</w:t>
+            </w:r>
+          </w:p>
+        </w:tc>
+        <w:tc>
+          <w:tcPr>
+            <w:tcBorders>
+              <w:top w:val="single" w:space="0" w:color="D3D3D3"/>
+              <w:bottom w:val="single" w:space="0" w:color="D3D3D3"/>
+              <w:start w:val="single" w:space="0" w:color="D3D3D3"/>
+              <w:end w:val="single" w:space="0" w:color="D3D3D3"/>
+            </w:tcBorders>
+          </w:tcPr>
+          <w:p>
+            <w:pPr>
+              <w:spacing w:before="0" w:after="60"/>
+              <w:keepNext/>
+              <w:jc w:val="end"/>
+            </w:pPr>
+            <w:r>
+              <w:rPr>
+                <w:rFonts w:ascii="Calibri" w:hAnsi="Calibri"/>
+                <w:sz w:val="20"/>
+              </w:rPr>
+              <w:t xml:space="default">2.65</w:t>
             </w:r>
           </w:p>
         </w:tc>
@@ -872,182 +684,134 @@
             <w:pPr>
               <w:spacing w:before="0" w:after="60"/>
               <w:keepNext/>
-              <w:jc w:val="start"/>
-            </w:pPr>
-            <w:r>
-              <w:rPr>
-                <w:rFonts w:ascii="Calibri" w:hAnsi="Calibri"/>
-                <w:sz w:val="20"/>
-              </w:rPr>
-              <w:t xml:space="default">Regional</w:t>
-            </w:r>
-          </w:p>
-        </w:tc>
-        <w:tc>
-          <w:tcPr>
-            <w:tcBorders>
-              <w:top w:val="single" w:space="0" w:color="D3D3D3"/>
-              <w:bottom w:val="single" w:space="0" w:color="D3D3D3"/>
-              <w:start w:val="single" w:space="0" w:color="D3D3D3"/>
-              <w:end w:val="single" w:space="0" w:color="D3D3D3"/>
-            </w:tcBorders>
-          </w:tcPr>
-          <w:p>
-            <w:pPr>
-              <w:spacing w:before="0" w:after="60"/>
-              <w:keepNext/>
-              <w:jc w:val="end"/>
-            </w:pPr>
-            <w:r>
-              <w:rPr>
-                <w:rFonts w:ascii="Calibri" w:hAnsi="Calibri"/>
-                <w:sz w:val="20"/>
-              </w:rPr>
-              <w:t xml:space="default">257</w:t>
-            </w:r>
-          </w:p>
-        </w:tc>
-        <w:tc>
-          <w:tcPr>
-            <w:tcBorders>
-              <w:top w:val="single" w:space="0" w:color="D3D3D3"/>
-              <w:bottom w:val="single" w:space="0" w:color="D3D3D3"/>
-              <w:start w:val="single" w:space="0" w:color="D3D3D3"/>
-              <w:end w:val="single" w:space="0" w:color="D3D3D3"/>
-            </w:tcBorders>
-          </w:tcPr>
-          <w:p>
-            <w:pPr>
-              <w:spacing w:before="0" w:after="60"/>
-              <w:keepNext/>
-              <w:jc w:val="end"/>
-            </w:pPr>
-            <w:r>
-              <w:rPr>
-                <w:rFonts w:ascii="Calibri" w:hAnsi="Calibri"/>
-                <w:sz w:val="20"/>
-              </w:rPr>
-              <w:t xml:space="default">3.084</w:t>
-            </w:r>
-          </w:p>
-        </w:tc>
-        <w:tc>
-          <w:tcPr>
-            <w:tcBorders>
-              <w:top w:val="single" w:space="0" w:color="D3D3D3"/>
-              <w:bottom w:val="single" w:space="0" w:color="D3D3D3"/>
-              <w:start w:val="single" w:space="0" w:color="D3D3D3"/>
-              <w:end w:val="single" w:space="0" w:color="D3D3D3"/>
-            </w:tcBorders>
-          </w:tcPr>
-          <w:p>
-            <w:pPr>
-              <w:spacing w:before="0" w:after="60"/>
-              <w:keepNext/>
-              <w:jc w:val="end"/>
-            </w:pPr>
-            <w:r>
-              <w:rPr>
-                <w:rFonts w:ascii="Calibri" w:hAnsi="Calibri"/>
-                <w:sz w:val="20"/>
-              </w:rPr>
-              <w:t xml:space="default">1.768</w:t>
-            </w:r>
-          </w:p>
-        </w:tc>
-        <w:tc>
-          <w:tcPr>
-            <w:tcBorders>
-              <w:top w:val="single" w:space="0" w:color="D3D3D3"/>
-              <w:bottom w:val="single" w:space="0" w:color="D3D3D3"/>
-              <w:start w:val="single" w:space="0" w:color="D3D3D3"/>
-              <w:end w:val="single" w:space="0" w:color="D3D3D3"/>
-            </w:tcBorders>
-          </w:tcPr>
-          <w:p>
-            <w:pPr>
-              <w:spacing w:before="0" w:after="60"/>
-              <w:keepNext/>
-              <w:jc w:val="end"/>
-            </w:pPr>
-            <w:r>
-              <w:rPr>
-                <w:rFonts w:ascii="Calibri" w:hAnsi="Calibri"/>
-                <w:sz w:val="20"/>
-              </w:rPr>
-              <w:t xml:space="default">0.000</w:t>
-            </w:r>
-          </w:p>
-        </w:tc>
-        <w:tc>
-          <w:tcPr>
-            <w:tcBorders>
-              <w:top w:val="single" w:space="0" w:color="D3D3D3"/>
-              <w:bottom w:val="single" w:space="0" w:color="D3D3D3"/>
-              <w:start w:val="single" w:space="0" w:color="D3D3D3"/>
-              <w:end w:val="single" w:space="0" w:color="D3D3D3"/>
-            </w:tcBorders>
-          </w:tcPr>
-          <w:p>
-            <w:pPr>
-              <w:spacing w:before="0" w:after="60"/>
-              <w:keepNext/>
-              <w:jc w:val="end"/>
-            </w:pPr>
-            <w:r>
-              <w:rPr>
-                <w:rFonts w:ascii="Calibri" w:hAnsi="Calibri"/>
-                <w:sz w:val="20"/>
-              </w:rPr>
-              <w:t xml:space="default">6.000</w:t>
-            </w:r>
-          </w:p>
-        </w:tc>
-        <w:tc>
-          <w:tcPr>
-            <w:tcBorders>
-              <w:top w:val="single" w:space="0" w:color="D3D3D3"/>
-              <w:bottom w:val="single" w:space="0" w:color="D3D3D3"/>
-              <w:start w:val="single" w:space="0" w:color="D3D3D3"/>
-              <w:end w:val="single" w:space="0" w:color="D3D3D3"/>
-            </w:tcBorders>
-          </w:tcPr>
-          <w:p>
-            <w:pPr>
-              <w:spacing w:before="0" w:after="60"/>
-              <w:keepNext/>
-              <w:jc w:val="end"/>
-            </w:pPr>
-            <w:r>
-              <w:rPr>
-                <w:rFonts w:ascii="Calibri" w:hAnsi="Calibri"/>
-                <w:sz w:val="20"/>
-              </w:rPr>
-              <w:t xml:space="default">0.100</w:t>
-            </w:r>
-          </w:p>
-        </w:tc>
-        <w:tc>
-          <w:tcPr>
-            <w:tcBorders>
-              <w:top w:val="single" w:space="0" w:color="D3D3D3"/>
-              <w:bottom w:val="single" w:space="0" w:color="D3D3D3"/>
-              <w:start w:val="single" w:space="0" w:color="D3D3D3"/>
-              <w:end w:val="single" w:space="0" w:color="D3D3D3"/>
-            </w:tcBorders>
-          </w:tcPr>
-          <w:p>
-            <w:pPr>
-              <w:spacing w:before="0" w:after="60"/>
-              <w:keepNext/>
-              <w:jc w:val="end"/>
-            </w:pPr>
-            <w:r>
-              <w:rPr>
-                <w:rFonts w:ascii="Calibri" w:hAnsi="Calibri"/>
-                <w:sz w:val="20"/>
-              </w:rPr>
-              <w:t xml:space="default">6.000</w:t>
+              <w:jc w:val="center"/>
+            </w:pPr>
+            <w:r>
+              <w:rPr>
+                <w:rFonts w:ascii="Calibri" w:hAnsi="Calibri"/>
+                <w:sz w:val="20"/>
+              </w:rPr>
+              <w:t xml:space="default">Florida</w:t>
+            </w:r>
+          </w:p>
+        </w:tc>
+        <w:tc>
+          <w:tcPr>
+            <w:tcBorders>
+              <w:top w:val="single" w:space="0" w:color="D3D3D3"/>
+              <w:bottom w:val="single" w:space="0" w:color="D3D3D3"/>
+              <w:start w:val="single" w:space="0" w:color="D3D3D3"/>
+              <w:end w:val="single" w:space="0" w:color="D3D3D3"/>
+            </w:tcBorders>
+          </w:tcPr>
+          <w:p>
+            <w:pPr>
+              <w:spacing w:before="0" w:after="60"/>
+              <w:keepNext/>
+              <w:jc w:val="end"/>
+            </w:pPr>
+            <w:r>
+              <w:rPr>
+                <w:rFonts w:ascii="Calibri" w:hAnsi="Calibri"/>
+                <w:sz w:val="20"/>
+              </w:rPr>
+              <w:t xml:space="default">0.053</w:t>
+            </w:r>
+          </w:p>
+        </w:tc>
+        <w:tc>
+          <w:tcPr>
+            <w:tcBorders>
+              <w:top w:val="single" w:space="0" w:color="D3D3D3"/>
+              <w:bottom w:val="single" w:space="0" w:color="D3D3D3"/>
+              <w:start w:val="single" w:space="0" w:color="D3D3D3"/>
+              <w:end w:val="single" w:space="0" w:color="D3D3D3"/>
+            </w:tcBorders>
+          </w:tcPr>
+          <w:p>
+            <w:pPr>
+              <w:spacing w:before="0" w:after="60"/>
+              <w:keepNext/>
+              <w:jc w:val="end"/>
+            </w:pPr>
+            <w:r>
+              <w:rPr>
+                <w:rFonts w:ascii="Calibri" w:hAnsi="Calibri"/>
+                <w:sz w:val="20"/>
+              </w:rPr>
+              <w:t xml:space="default">0.477</w:t>
+            </w:r>
+          </w:p>
+        </w:tc>
+        <w:tc>
+          <w:tcPr>
+            <w:tcBorders>
+              <w:top w:val="single" w:space="0" w:color="D3D3D3"/>
+              <w:bottom w:val="single" w:space="0" w:color="D3D3D3"/>
+              <w:start w:val="single" w:space="0" w:color="D3D3D3"/>
+              <w:end w:val="single" w:space="0" w:color="D3D3D3"/>
+            </w:tcBorders>
+          </w:tcPr>
+          <w:p>
+            <w:pPr>
+              <w:spacing w:before="0" w:after="60"/>
+              <w:keepNext/>
+              <w:jc w:val="end"/>
+            </w:pPr>
+            <w:r>
+              <w:rPr>
+                <w:rFonts w:ascii="Calibri" w:hAnsi="Calibri"/>
+                <w:sz w:val="20"/>
+              </w:rPr>
+              <w:t xml:space="default">4.25</w:t>
+            </w:r>
+          </w:p>
+        </w:tc>
+        <w:tc>
+          <w:tcPr>
+            <w:tcBorders>
+              <w:top w:val="single" w:space="0" w:color="D3D3D3"/>
+              <w:bottom w:val="single" w:space="0" w:color="D3D3D3"/>
+              <w:start w:val="single" w:space="0" w:color="D3D3D3"/>
+              <w:end w:val="single" w:space="0" w:color="D3D3D3"/>
+            </w:tcBorders>
+          </w:tcPr>
+          <w:p>
+            <w:pPr>
+              <w:spacing w:before="0" w:after="60"/>
+              <w:keepNext/>
+              <w:jc w:val="end"/>
+            </w:pPr>
+            <w:r>
+              <w:rPr>
+                <w:rFonts w:ascii="Calibri" w:hAnsi="Calibri"/>
+                <w:sz w:val="20"/>
+              </w:rPr>
+              <w:t xml:space="default">0.004</w:t>
+            </w:r>
+          </w:p>
+        </w:tc>
+        <w:tc>
+          <w:tcPr>
+            <w:tcBorders>
+              <w:top w:val="single" w:space="0" w:color="D3D3D3"/>
+              <w:bottom w:val="single" w:space="0" w:color="D3D3D3"/>
+              <w:start w:val="single" w:space="0" w:color="D3D3D3"/>
+              <w:end w:val="single" w:space="0" w:color="D3D3D3"/>
+            </w:tcBorders>
+          </w:tcPr>
+          <w:p>
+            <w:pPr>
+              <w:spacing w:before="0" w:after="60"/>
+              <w:keepNext/>
+              <w:jc w:val="end"/>
+            </w:pPr>
+            <w:r>
+              <w:rPr>
+                <w:rFonts w:ascii="Calibri" w:hAnsi="Calibri"/>
+                <w:sz w:val="20"/>
+              </w:rPr>
+              <w:t xml:space="default">1.45</w:t>
             </w:r>
           </w:p>
         </w:tc>
@@ -1069,182 +833,134 @@
             <w:pPr>
               <w:spacing w:before="0" w:after="60"/>
               <w:keepNext/>
-              <w:jc w:val="start"/>
-            </w:pPr>
-            <w:r>
-              <w:rPr>
-                <w:rFonts w:ascii="Calibri" w:hAnsi="Calibri"/>
-                <w:sz w:val="20"/>
-              </w:rPr>
-              <w:t xml:space="default">Saint Croix</w:t>
-            </w:r>
-          </w:p>
-        </w:tc>
-        <w:tc>
-          <w:tcPr>
-            <w:tcBorders>
-              <w:top w:val="single" w:space="0" w:color="D3D3D3"/>
-              <w:bottom w:val="single" w:space="0" w:color="D3D3D3"/>
-              <w:start w:val="single" w:space="0" w:color="D3D3D3"/>
-              <w:end w:val="single" w:space="0" w:color="D3D3D3"/>
-            </w:tcBorders>
-          </w:tcPr>
-          <w:p>
-            <w:pPr>
-              <w:spacing w:before="0" w:after="60"/>
-              <w:keepNext/>
-              <w:jc w:val="end"/>
-            </w:pPr>
-            <w:r>
-              <w:rPr>
-                <w:rFonts w:ascii="Calibri" w:hAnsi="Calibri"/>
-                <w:sz w:val="20"/>
-              </w:rPr>
-              <w:t xml:space="default">24</w:t>
-            </w:r>
-          </w:p>
-        </w:tc>
-        <w:tc>
-          <w:tcPr>
-            <w:tcBorders>
-              <w:top w:val="single" w:space="0" w:color="D3D3D3"/>
-              <w:bottom w:val="single" w:space="0" w:color="D3D3D3"/>
-              <w:start w:val="single" w:space="0" w:color="D3D3D3"/>
-              <w:end w:val="single" w:space="0" w:color="D3D3D3"/>
-            </w:tcBorders>
-          </w:tcPr>
-          <w:p>
-            <w:pPr>
-              <w:spacing w:before="0" w:after="60"/>
-              <w:keepNext/>
-              <w:jc w:val="end"/>
-            </w:pPr>
-            <w:r>
-              <w:rPr>
-                <w:rFonts w:ascii="Calibri" w:hAnsi="Calibri"/>
-                <w:sz w:val="20"/>
-              </w:rPr>
-              <w:t xml:space="default">2.610</w:t>
-            </w:r>
-          </w:p>
-        </w:tc>
-        <w:tc>
-          <w:tcPr>
-            <w:tcBorders>
-              <w:top w:val="single" w:space="0" w:color="D3D3D3"/>
-              <w:bottom w:val="single" w:space="0" w:color="D3D3D3"/>
-              <w:start w:val="single" w:space="0" w:color="D3D3D3"/>
-              <w:end w:val="single" w:space="0" w:color="D3D3D3"/>
-            </w:tcBorders>
-          </w:tcPr>
-          <w:p>
-            <w:pPr>
-              <w:spacing w:before="0" w:after="60"/>
-              <w:keepNext/>
-              <w:jc w:val="end"/>
-            </w:pPr>
-            <w:r>
-              <w:rPr>
-                <w:rFonts w:ascii="Calibri" w:hAnsi="Calibri"/>
-                <w:sz w:val="20"/>
-              </w:rPr>
-              <w:t xml:space="default">1.887</w:t>
-            </w:r>
-          </w:p>
-        </w:tc>
-        <w:tc>
-          <w:tcPr>
-            <w:tcBorders>
-              <w:top w:val="single" w:space="0" w:color="D3D3D3"/>
-              <w:bottom w:val="single" w:space="0" w:color="D3D3D3"/>
-              <w:start w:val="single" w:space="0" w:color="D3D3D3"/>
-              <w:end w:val="single" w:space="0" w:color="D3D3D3"/>
-            </w:tcBorders>
-          </w:tcPr>
-          <w:p>
-            <w:pPr>
-              <w:spacing w:before="0" w:after="60"/>
-              <w:keepNext/>
-              <w:jc w:val="end"/>
-            </w:pPr>
-            <w:r>
-              <w:rPr>
-                <w:rFonts w:ascii="Calibri" w:hAnsi="Calibri"/>
-                <w:sz w:val="20"/>
-              </w:rPr>
-              <w:t xml:space="default">0.265</w:t>
-            </w:r>
-          </w:p>
-        </w:tc>
-        <w:tc>
-          <w:tcPr>
-            <w:tcBorders>
-              <w:top w:val="single" w:space="0" w:color="D3D3D3"/>
-              <w:bottom w:val="single" w:space="0" w:color="D3D3D3"/>
-              <w:start w:val="single" w:space="0" w:color="D3D3D3"/>
-              <w:end w:val="single" w:space="0" w:color="D3D3D3"/>
-            </w:tcBorders>
-          </w:tcPr>
-          <w:p>
-            <w:pPr>
-              <w:spacing w:before="0" w:after="60"/>
-              <w:keepNext/>
-              <w:jc w:val="end"/>
-            </w:pPr>
-            <w:r>
-              <w:rPr>
-                <w:rFonts w:ascii="Calibri" w:hAnsi="Calibri"/>
-                <w:sz w:val="20"/>
-              </w:rPr>
-              <w:t xml:space="default">5.930</w:t>
-            </w:r>
-          </w:p>
-        </w:tc>
-        <w:tc>
-          <w:tcPr>
-            <w:tcBorders>
-              <w:top w:val="single" w:space="0" w:color="D3D3D3"/>
-              <w:bottom w:val="single" w:space="0" w:color="D3D3D3"/>
-              <w:start w:val="single" w:space="0" w:color="D3D3D3"/>
-              <w:end w:val="single" w:space="0" w:color="D3D3D3"/>
-            </w:tcBorders>
-          </w:tcPr>
-          <w:p>
-            <w:pPr>
-              <w:spacing w:before="0" w:after="60"/>
-              <w:keepNext/>
-              <w:jc w:val="end"/>
-            </w:pPr>
-            <w:r>
-              <w:rPr>
-                <w:rFonts w:ascii="Calibri" w:hAnsi="Calibri"/>
-                <w:sz w:val="20"/>
-              </w:rPr>
-              <w:t xml:space="default">0.300</w:t>
-            </w:r>
-          </w:p>
-        </w:tc>
-        <w:tc>
-          <w:tcPr>
-            <w:tcBorders>
-              <w:top w:val="single" w:space="0" w:color="D3D3D3"/>
-              <w:bottom w:val="single" w:space="0" w:color="D3D3D3"/>
-              <w:start w:val="single" w:space="0" w:color="D3D3D3"/>
-              <w:end w:val="single" w:space="0" w:color="D3D3D3"/>
-            </w:tcBorders>
-          </w:tcPr>
-          <w:p>
-            <w:pPr>
-              <w:spacing w:before="0" w:after="60"/>
-              <w:keepNext/>
-              <w:jc w:val="end"/>
-            </w:pPr>
-            <w:r>
-              <w:rPr>
-                <w:rFonts w:ascii="Calibri" w:hAnsi="Calibri"/>
-                <w:sz w:val="20"/>
-              </w:rPr>
-              <w:t xml:space="default">6.000</w:t>
+              <w:jc w:val="center"/>
+            </w:pPr>
+            <w:r>
+              <w:rPr>
+                <w:rFonts w:ascii="Calibri" w:hAnsi="Calibri"/>
+                <w:sz w:val="20"/>
+              </w:rPr>
+              <w:t xml:space="default">Regional composite</w:t>
+            </w:r>
+          </w:p>
+        </w:tc>
+        <w:tc>
+          <w:tcPr>
+            <w:tcBorders>
+              <w:top w:val="single" w:space="0" w:color="D3D3D3"/>
+              <w:bottom w:val="single" w:space="0" w:color="D3D3D3"/>
+              <w:start w:val="single" w:space="0" w:color="D3D3D3"/>
+              <w:end w:val="single" w:space="0" w:color="D3D3D3"/>
+            </w:tcBorders>
+          </w:tcPr>
+          <w:p>
+            <w:pPr>
+              <w:spacing w:before="0" w:after="60"/>
+              <w:keepNext/>
+              <w:jc w:val="end"/>
+            </w:pPr>
+            <w:r>
+              <w:rPr>
+                <w:rFonts w:ascii="Calibri" w:hAnsi="Calibri"/>
+                <w:sz w:val="20"/>
+              </w:rPr>
+              <w:t xml:space="default">0.047</w:t>
+            </w:r>
+          </w:p>
+        </w:tc>
+        <w:tc>
+          <w:tcPr>
+            <w:tcBorders>
+              <w:top w:val="single" w:space="0" w:color="D3D3D3"/>
+              <w:bottom w:val="single" w:space="0" w:color="D3D3D3"/>
+              <w:start w:val="single" w:space="0" w:color="D3D3D3"/>
+              <w:end w:val="single" w:space="0" w:color="D3D3D3"/>
+            </w:tcBorders>
+          </w:tcPr>
+          <w:p>
+            <w:pPr>
+              <w:spacing w:before="0" w:after="60"/>
+              <w:keepNext/>
+              <w:jc w:val="end"/>
+            </w:pPr>
+            <w:r>
+              <w:rPr>
+                <w:rFonts w:ascii="Calibri" w:hAnsi="Calibri"/>
+                <w:sz w:val="20"/>
+              </w:rPr>
+              <w:t xml:space="default">0.342</w:t>
+            </w:r>
+          </w:p>
+        </w:tc>
+        <w:tc>
+          <w:tcPr>
+            <w:tcBorders>
+              <w:top w:val="single" w:space="0" w:color="D3D3D3"/>
+              <w:bottom w:val="single" w:space="0" w:color="D3D3D3"/>
+              <w:start w:val="single" w:space="0" w:color="D3D3D3"/>
+              <w:end w:val="single" w:space="0" w:color="D3D3D3"/>
+            </w:tcBorders>
+          </w:tcPr>
+          <w:p>
+            <w:pPr>
+              <w:spacing w:before="0" w:after="60"/>
+              <w:keepNext/>
+              <w:jc w:val="end"/>
+            </w:pPr>
+            <w:r>
+              <w:rPr>
+                <w:rFonts w:ascii="Calibri" w:hAnsi="Calibri"/>
+                <w:sz w:val="20"/>
+              </w:rPr>
+              <w:t xml:space="default">0.15</w:t>
+            </w:r>
+          </w:p>
+        </w:tc>
+        <w:tc>
+          <w:tcPr>
+            <w:tcBorders>
+              <w:top w:val="single" w:space="0" w:color="D3D3D3"/>
+              <w:bottom w:val="single" w:space="0" w:color="D3D3D3"/>
+              <w:start w:val="single" w:space="0" w:color="D3D3D3"/>
+              <w:end w:val="single" w:space="0" w:color="D3D3D3"/>
+            </w:tcBorders>
+          </w:tcPr>
+          <w:p>
+            <w:pPr>
+              <w:spacing w:before="0" w:after="60"/>
+              <w:keepNext/>
+              <w:jc w:val="end"/>
+            </w:pPr>
+            <w:r>
+              <w:rPr>
+                <w:rFonts w:ascii="Calibri" w:hAnsi="Calibri"/>
+                <w:sz w:val="20"/>
+              </w:rPr>
+              <w:t xml:space="default">0.044</w:t>
+            </w:r>
+          </w:p>
+        </w:tc>
+        <w:tc>
+          <w:tcPr>
+            <w:tcBorders>
+              <w:top w:val="single" w:space="0" w:color="D3D3D3"/>
+              <w:bottom w:val="single" w:space="0" w:color="D3D3D3"/>
+              <w:start w:val="single" w:space="0" w:color="D3D3D3"/>
+              <w:end w:val="single" w:space="0" w:color="D3D3D3"/>
+            </w:tcBorders>
+          </w:tcPr>
+          <w:p>
+            <w:pPr>
+              <w:spacing w:before="0" w:after="60"/>
+              <w:keepNext/>
+              <w:jc w:val="end"/>
+            </w:pPr>
+            <w:r>
+              <w:rPr>
+                <w:rFonts w:ascii="Calibri" w:hAnsi="Calibri"/>
+                <w:sz w:val="20"/>
+              </w:rPr>
+              <w:t xml:space="default">0.55</w:t>
             </w:r>
           </w:p>
         </w:tc>

--- a/Supplementary_Table_S2.docx
+++ b/Supplementary_Table_S2.docx
@@ -268,55 +268,55 @@
                 <w:rFonts w:ascii="Calibri" w:hAnsi="Calibri"/>
                 <w:sz w:val="20"/>
               </w:rPr>
-              <w:t xml:space="default">0.068</w:t>
-            </w:r>
-          </w:p>
-        </w:tc>
-        <w:tc>
-          <w:tcPr>
-            <w:tcBorders>
-              <w:top w:val="single" w:space="0" w:color="D3D3D3"/>
-              <w:bottom w:val="single" w:space="0" w:color="D3D3D3"/>
-              <w:start w:val="single" w:space="0" w:color="D3D3D3"/>
-              <w:end w:val="single" w:space="0" w:color="D3D3D3"/>
-            </w:tcBorders>
-          </w:tcPr>
-          <w:p>
-            <w:pPr>
-              <w:spacing w:before="0" w:after="60"/>
-              <w:keepNext/>
-              <w:jc w:val="end"/>
-            </w:pPr>
-            <w:r>
-              <w:rPr>
-                <w:rFonts w:ascii="Calibri" w:hAnsi="Calibri"/>
-                <w:sz w:val="20"/>
-              </w:rPr>
-              <w:t xml:space="default">1.005</w:t>
-            </w:r>
-          </w:p>
-        </w:tc>
-        <w:tc>
-          <w:tcPr>
-            <w:tcBorders>
-              <w:top w:val="single" w:space="0" w:color="D3D3D3"/>
-              <w:bottom w:val="single" w:space="0" w:color="D3D3D3"/>
-              <w:start w:val="single" w:space="0" w:color="D3D3D3"/>
-              <w:end w:val="single" w:space="0" w:color="D3D3D3"/>
-            </w:tcBorders>
-          </w:tcPr>
-          <w:p>
-            <w:pPr>
-              <w:spacing w:before="0" w:after="60"/>
-              <w:keepNext/>
-              <w:jc w:val="end"/>
-            </w:pPr>
-            <w:r>
-              <w:rPr>
-                <w:rFonts w:ascii="Calibri" w:hAnsi="Calibri"/>
-                <w:sz w:val="20"/>
-              </w:rPr>
-              <w:t xml:space="default">0.15</w:t>
+              <w:t xml:space="default">0.066</w:t>
+            </w:r>
+          </w:p>
+        </w:tc>
+        <w:tc>
+          <w:tcPr>
+            <w:tcBorders>
+              <w:top w:val="single" w:space="0" w:color="D3D3D3"/>
+              <w:bottom w:val="single" w:space="0" w:color="D3D3D3"/>
+              <w:start w:val="single" w:space="0" w:color="D3D3D3"/>
+              <w:end w:val="single" w:space="0" w:color="D3D3D3"/>
+            </w:tcBorders>
+          </w:tcPr>
+          <w:p>
+            <w:pPr>
+              <w:spacing w:before="0" w:after="60"/>
+              <w:keepNext/>
+              <w:jc w:val="end"/>
+            </w:pPr>
+            <w:r>
+              <w:rPr>
+                <w:rFonts w:ascii="Calibri" w:hAnsi="Calibri"/>
+                <w:sz w:val="20"/>
+              </w:rPr>
+              <w:t xml:space="default">0.967</w:t>
+            </w:r>
+          </w:p>
+        </w:tc>
+        <w:tc>
+          <w:tcPr>
+            <w:tcBorders>
+              <w:top w:val="single" w:space="0" w:color="D3D3D3"/>
+              <w:bottom w:val="single" w:space="0" w:color="D3D3D3"/>
+              <w:start w:val="single" w:space="0" w:color="D3D3D3"/>
+              <w:end w:val="single" w:space="0" w:color="D3D3D3"/>
+            </w:tcBorders>
+          </w:tcPr>
+          <w:p>
+            <w:pPr>
+              <w:spacing w:before="0" w:after="60"/>
+              <w:keepNext/>
+              <w:jc w:val="end"/>
+            </w:pPr>
+            <w:r>
+              <w:rPr>
+                <w:rFonts w:ascii="Calibri" w:hAnsi="Calibri"/>
+                <w:sz w:val="20"/>
+              </w:rPr>
+              <w:t xml:space="default">0.05</w:t>
             </w:r>
           </w:p>
         </w:tc>
@@ -417,31 +417,31 @@
                 <w:rFonts w:ascii="Calibri" w:hAnsi="Calibri"/>
                 <w:sz w:val="20"/>
               </w:rPr>
-              <w:t xml:space="default">0.092</w:t>
-            </w:r>
-          </w:p>
-        </w:tc>
-        <w:tc>
-          <w:tcPr>
-            <w:tcBorders>
-              <w:top w:val="single" w:space="0" w:color="D3D3D3"/>
-              <w:bottom w:val="single" w:space="0" w:color="D3D3D3"/>
-              <w:start w:val="single" w:space="0" w:color="D3D3D3"/>
-              <w:end w:val="single" w:space="0" w:color="D3D3D3"/>
-            </w:tcBorders>
-          </w:tcPr>
-          <w:p>
-            <w:pPr>
-              <w:spacing w:before="0" w:after="60"/>
-              <w:keepNext/>
-              <w:jc w:val="end"/>
-            </w:pPr>
-            <w:r>
-              <w:rPr>
-                <w:rFonts w:ascii="Calibri" w:hAnsi="Calibri"/>
-                <w:sz w:val="20"/>
-              </w:rPr>
-              <w:t xml:space="default">0.595</w:t>
+              <w:t xml:space="default">0.090</w:t>
+            </w:r>
+          </w:p>
+        </w:tc>
+        <w:tc>
+          <w:tcPr>
+            <w:tcBorders>
+              <w:top w:val="single" w:space="0" w:color="D3D3D3"/>
+              <w:bottom w:val="single" w:space="0" w:color="D3D3D3"/>
+              <w:start w:val="single" w:space="0" w:color="D3D3D3"/>
+              <w:end w:val="single" w:space="0" w:color="D3D3D3"/>
+            </w:tcBorders>
+          </w:tcPr>
+          <w:p>
+            <w:pPr>
+              <w:spacing w:before="0" w:after="60"/>
+              <w:keepNext/>
+              <w:jc w:val="end"/>
+            </w:pPr>
+            <w:r>
+              <w:rPr>
+                <w:rFonts w:ascii="Calibri" w:hAnsi="Calibri"/>
+                <w:sz w:val="20"/>
+              </w:rPr>
+              <w:t xml:space="default">0.627</w:t>
             </w:r>
           </w:p>
         </w:tc>
@@ -513,7 +513,7 @@
                 <w:rFonts w:ascii="Calibri" w:hAnsi="Calibri"/>
                 <w:sz w:val="20"/>
               </w:rPr>
-              <w:t xml:space="default">2.35</w:t>
+              <w:t xml:space="default">2.45</w:t>
             </w:r>
           </w:p>
         </w:tc>
@@ -566,55 +566,55 @@
                 <w:rFonts w:ascii="Calibri" w:hAnsi="Calibri"/>
                 <w:sz w:val="20"/>
               </w:rPr>
-              <w:t xml:space="default">0.100</w:t>
-            </w:r>
-          </w:p>
-        </w:tc>
-        <w:tc>
-          <w:tcPr>
-            <w:tcBorders>
-              <w:top w:val="single" w:space="0" w:color="D3D3D3"/>
-              <w:bottom w:val="single" w:space="0" w:color="D3D3D3"/>
-              <w:start w:val="single" w:space="0" w:color="D3D3D3"/>
-              <w:end w:val="single" w:space="0" w:color="D3D3D3"/>
-            </w:tcBorders>
-          </w:tcPr>
-          <w:p>
-            <w:pPr>
-              <w:spacing w:before="0" w:after="60"/>
-              <w:keepNext/>
-              <w:jc w:val="end"/>
-            </w:pPr>
-            <w:r>
-              <w:rPr>
-                <w:rFonts w:ascii="Calibri" w:hAnsi="Calibri"/>
-                <w:sz w:val="20"/>
-              </w:rPr>
-              <w:t xml:space="default">0.629</w:t>
-            </w:r>
-          </w:p>
-        </w:tc>
-        <w:tc>
-          <w:tcPr>
-            <w:tcBorders>
-              <w:top w:val="single" w:space="0" w:color="D3D3D3"/>
-              <w:bottom w:val="single" w:space="0" w:color="D3D3D3"/>
-              <w:start w:val="single" w:space="0" w:color="D3D3D3"/>
-              <w:end w:val="single" w:space="0" w:color="D3D3D3"/>
-            </w:tcBorders>
-          </w:tcPr>
-          <w:p>
-            <w:pPr>
-              <w:spacing w:before="0" w:after="60"/>
-              <w:keepNext/>
-              <w:jc w:val="end"/>
-            </w:pPr>
-            <w:r>
-              <w:rPr>
-                <w:rFonts w:ascii="Calibri" w:hAnsi="Calibri"/>
-                <w:sz w:val="20"/>
-              </w:rPr>
-              <w:t xml:space="default">1.05</w:t>
+              <w:t xml:space="default">0.110</w:t>
+            </w:r>
+          </w:p>
+        </w:tc>
+        <w:tc>
+          <w:tcPr>
+            <w:tcBorders>
+              <w:top w:val="single" w:space="0" w:color="D3D3D3"/>
+              <w:bottom w:val="single" w:space="0" w:color="D3D3D3"/>
+              <w:start w:val="single" w:space="0" w:color="D3D3D3"/>
+              <w:end w:val="single" w:space="0" w:color="D3D3D3"/>
+            </w:tcBorders>
+          </w:tcPr>
+          <w:p>
+            <w:pPr>
+              <w:spacing w:before="0" w:after="60"/>
+              <w:keepNext/>
+              <w:jc w:val="end"/>
+            </w:pPr>
+            <w:r>
+              <w:rPr>
+                <w:rFonts w:ascii="Calibri" w:hAnsi="Calibri"/>
+                <w:sz w:val="20"/>
+              </w:rPr>
+              <w:t xml:space="default">0.635</w:t>
+            </w:r>
+          </w:p>
+        </w:tc>
+        <w:tc>
+          <w:tcPr>
+            <w:tcBorders>
+              <w:top w:val="single" w:space="0" w:color="D3D3D3"/>
+              <w:bottom w:val="single" w:space="0" w:color="D3D3D3"/>
+              <w:start w:val="single" w:space="0" w:color="D3D3D3"/>
+              <w:end w:val="single" w:space="0" w:color="D3D3D3"/>
+            </w:tcBorders>
+          </w:tcPr>
+          <w:p>
+            <w:pPr>
+              <w:spacing w:before="0" w:after="60"/>
+              <w:keepNext/>
+              <w:jc w:val="end"/>
+            </w:pPr>
+            <w:r>
+              <w:rPr>
+                <w:rFonts w:ascii="Calibri" w:hAnsi="Calibri"/>
+                <w:sz w:val="20"/>
+              </w:rPr>
+              <w:t xml:space="default">0.85</w:t>
             </w:r>
           </w:p>
         </w:tc>
@@ -662,7 +662,7 @@
                 <w:rFonts w:ascii="Calibri" w:hAnsi="Calibri"/>
                 <w:sz w:val="20"/>
               </w:rPr>
-              <w:t xml:space="default">2.65</w:t>
+              <w:t xml:space="default">2.45</w:t>
             </w:r>
           </w:p>
         </w:tc>
@@ -715,55 +715,55 @@
                 <w:rFonts w:ascii="Calibri" w:hAnsi="Calibri"/>
                 <w:sz w:val="20"/>
               </w:rPr>
-              <w:t xml:space="default">0.053</w:t>
-            </w:r>
-          </w:p>
-        </w:tc>
-        <w:tc>
-          <w:tcPr>
-            <w:tcBorders>
-              <w:top w:val="single" w:space="0" w:color="D3D3D3"/>
-              <w:bottom w:val="single" w:space="0" w:color="D3D3D3"/>
-              <w:start w:val="single" w:space="0" w:color="D3D3D3"/>
-              <w:end w:val="single" w:space="0" w:color="D3D3D3"/>
-            </w:tcBorders>
-          </w:tcPr>
-          <w:p>
-            <w:pPr>
-              <w:spacing w:before="0" w:after="60"/>
-              <w:keepNext/>
-              <w:jc w:val="end"/>
-            </w:pPr>
-            <w:r>
-              <w:rPr>
-                <w:rFonts w:ascii="Calibri" w:hAnsi="Calibri"/>
-                <w:sz w:val="20"/>
-              </w:rPr>
-              <w:t xml:space="default">0.477</w:t>
-            </w:r>
-          </w:p>
-        </w:tc>
-        <w:tc>
-          <w:tcPr>
-            <w:tcBorders>
-              <w:top w:val="single" w:space="0" w:color="D3D3D3"/>
-              <w:bottom w:val="single" w:space="0" w:color="D3D3D3"/>
-              <w:start w:val="single" w:space="0" w:color="D3D3D3"/>
-              <w:end w:val="single" w:space="0" w:color="D3D3D3"/>
-            </w:tcBorders>
-          </w:tcPr>
-          <w:p>
-            <w:pPr>
-              <w:spacing w:before="0" w:after="60"/>
-              <w:keepNext/>
-              <w:jc w:val="end"/>
-            </w:pPr>
-            <w:r>
-              <w:rPr>
-                <w:rFonts w:ascii="Calibri" w:hAnsi="Calibri"/>
-                <w:sz w:val="20"/>
-              </w:rPr>
-              <w:t xml:space="default">4.25</w:t>
+              <w:t xml:space="default">0.058</w:t>
+            </w:r>
+          </w:p>
+        </w:tc>
+        <w:tc>
+          <w:tcPr>
+            <w:tcBorders>
+              <w:top w:val="single" w:space="0" w:color="D3D3D3"/>
+              <w:bottom w:val="single" w:space="0" w:color="D3D3D3"/>
+              <w:start w:val="single" w:space="0" w:color="D3D3D3"/>
+              <w:end w:val="single" w:space="0" w:color="D3D3D3"/>
+            </w:tcBorders>
+          </w:tcPr>
+          <w:p>
+            <w:pPr>
+              <w:spacing w:before="0" w:after="60"/>
+              <w:keepNext/>
+              <w:jc w:val="end"/>
+            </w:pPr>
+            <w:r>
+              <w:rPr>
+                <w:rFonts w:ascii="Calibri" w:hAnsi="Calibri"/>
+                <w:sz w:val="20"/>
+              </w:rPr>
+              <w:t xml:space="default">0.442</w:t>
+            </w:r>
+          </w:p>
+        </w:tc>
+        <w:tc>
+          <w:tcPr>
+            <w:tcBorders>
+              <w:top w:val="single" w:space="0" w:color="D3D3D3"/>
+              <w:bottom w:val="single" w:space="0" w:color="D3D3D3"/>
+              <w:start w:val="single" w:space="0" w:color="D3D3D3"/>
+              <w:end w:val="single" w:space="0" w:color="D3D3D3"/>
+            </w:tcBorders>
+          </w:tcPr>
+          <w:p>
+            <w:pPr>
+              <w:spacing w:before="0" w:after="60"/>
+              <w:keepNext/>
+              <w:jc w:val="end"/>
+            </w:pPr>
+            <w:r>
+              <w:rPr>
+                <w:rFonts w:ascii="Calibri" w:hAnsi="Calibri"/>
+                <w:sz w:val="20"/>
+              </w:rPr>
+              <w:t xml:space="default">3.15</w:t>
             </w:r>
           </w:p>
         </w:tc>
@@ -864,103 +864,103 @@
                 <w:rFonts w:ascii="Calibri" w:hAnsi="Calibri"/>
                 <w:sz w:val="20"/>
               </w:rPr>
-              <w:t xml:space="default">0.047</w:t>
-            </w:r>
-          </w:p>
-        </w:tc>
-        <w:tc>
-          <w:tcPr>
-            <w:tcBorders>
-              <w:top w:val="single" w:space="0" w:color="D3D3D3"/>
-              <w:bottom w:val="single" w:space="0" w:color="D3D3D3"/>
-              <w:start w:val="single" w:space="0" w:color="D3D3D3"/>
-              <w:end w:val="single" w:space="0" w:color="D3D3D3"/>
-            </w:tcBorders>
-          </w:tcPr>
-          <w:p>
-            <w:pPr>
-              <w:spacing w:before="0" w:after="60"/>
-              <w:keepNext/>
-              <w:jc w:val="end"/>
-            </w:pPr>
-            <w:r>
-              <w:rPr>
-                <w:rFonts w:ascii="Calibri" w:hAnsi="Calibri"/>
-                <w:sz w:val="20"/>
-              </w:rPr>
-              <w:t xml:space="default">0.342</w:t>
-            </w:r>
-          </w:p>
-        </w:tc>
-        <w:tc>
-          <w:tcPr>
-            <w:tcBorders>
-              <w:top w:val="single" w:space="0" w:color="D3D3D3"/>
-              <w:bottom w:val="single" w:space="0" w:color="D3D3D3"/>
-              <w:start w:val="single" w:space="0" w:color="D3D3D3"/>
-              <w:end w:val="single" w:space="0" w:color="D3D3D3"/>
-            </w:tcBorders>
-          </w:tcPr>
-          <w:p>
-            <w:pPr>
-              <w:spacing w:before="0" w:after="60"/>
-              <w:keepNext/>
-              <w:jc w:val="end"/>
-            </w:pPr>
-            <w:r>
-              <w:rPr>
-                <w:rFonts w:ascii="Calibri" w:hAnsi="Calibri"/>
-                <w:sz w:val="20"/>
-              </w:rPr>
-              <w:t xml:space="default">0.15</w:t>
-            </w:r>
-          </w:p>
-        </w:tc>
-        <w:tc>
-          <w:tcPr>
-            <w:tcBorders>
-              <w:top w:val="single" w:space="0" w:color="D3D3D3"/>
-              <w:bottom w:val="single" w:space="0" w:color="D3D3D3"/>
-              <w:start w:val="single" w:space="0" w:color="D3D3D3"/>
-              <w:end w:val="single" w:space="0" w:color="D3D3D3"/>
-            </w:tcBorders>
-          </w:tcPr>
-          <w:p>
-            <w:pPr>
-              <w:spacing w:before="0" w:after="60"/>
-              <w:keepNext/>
-              <w:jc w:val="end"/>
-            </w:pPr>
-            <w:r>
-              <w:rPr>
-                <w:rFonts w:ascii="Calibri" w:hAnsi="Calibri"/>
-                <w:sz w:val="20"/>
-              </w:rPr>
-              <w:t xml:space="default">0.044</w:t>
-            </w:r>
-          </w:p>
-        </w:tc>
-        <w:tc>
-          <w:tcPr>
-            <w:tcBorders>
-              <w:top w:val="single" w:space="0" w:color="D3D3D3"/>
-              <w:bottom w:val="single" w:space="0" w:color="D3D3D3"/>
-              <w:start w:val="single" w:space="0" w:color="D3D3D3"/>
-              <w:end w:val="single" w:space="0" w:color="D3D3D3"/>
-            </w:tcBorders>
-          </w:tcPr>
-          <w:p>
-            <w:pPr>
-              <w:spacing w:before="0" w:after="60"/>
-              <w:keepNext/>
-              <w:jc w:val="end"/>
-            </w:pPr>
-            <w:r>
-              <w:rPr>
-                <w:rFonts w:ascii="Calibri" w:hAnsi="Calibri"/>
-                <w:sz w:val="20"/>
-              </w:rPr>
-              <w:t xml:space="default">0.55</w:t>
+              <w:t xml:space="default">0.050</w:t>
+            </w:r>
+          </w:p>
+        </w:tc>
+        <w:tc>
+          <w:tcPr>
+            <w:tcBorders>
+              <w:top w:val="single" w:space="0" w:color="D3D3D3"/>
+              <w:bottom w:val="single" w:space="0" w:color="D3D3D3"/>
+              <w:start w:val="single" w:space="0" w:color="D3D3D3"/>
+              <w:end w:val="single" w:space="0" w:color="D3D3D3"/>
+            </w:tcBorders>
+          </w:tcPr>
+          <w:p>
+            <w:pPr>
+              <w:spacing w:before="0" w:after="60"/>
+              <w:keepNext/>
+              <w:jc w:val="end"/>
+            </w:pPr>
+            <w:r>
+              <w:rPr>
+                <w:rFonts w:ascii="Calibri" w:hAnsi="Calibri"/>
+                <w:sz w:val="20"/>
+              </w:rPr>
+              <w:t xml:space="default">0.370</w:t>
+            </w:r>
+          </w:p>
+        </w:tc>
+        <w:tc>
+          <w:tcPr>
+            <w:tcBorders>
+              <w:top w:val="single" w:space="0" w:color="D3D3D3"/>
+              <w:bottom w:val="single" w:space="0" w:color="D3D3D3"/>
+              <w:start w:val="single" w:space="0" w:color="D3D3D3"/>
+              <w:end w:val="single" w:space="0" w:color="D3D3D3"/>
+            </w:tcBorders>
+          </w:tcPr>
+          <w:p>
+            <w:pPr>
+              <w:spacing w:before="0" w:after="60"/>
+              <w:keepNext/>
+              <w:jc w:val="end"/>
+            </w:pPr>
+            <w:r>
+              <w:rPr>
+                <w:rFonts w:ascii="Calibri" w:hAnsi="Calibri"/>
+                <w:sz w:val="20"/>
+              </w:rPr>
+              <w:t xml:space="default">0.05</w:t>
+            </w:r>
+          </w:p>
+        </w:tc>
+        <w:tc>
+          <w:tcPr>
+            <w:tcBorders>
+              <w:top w:val="single" w:space="0" w:color="D3D3D3"/>
+              <w:bottom w:val="single" w:space="0" w:color="D3D3D3"/>
+              <w:start w:val="single" w:space="0" w:color="D3D3D3"/>
+              <w:end w:val="single" w:space="0" w:color="D3D3D3"/>
+            </w:tcBorders>
+          </w:tcPr>
+          <w:p>
+            <w:pPr>
+              <w:spacing w:before="0" w:after="60"/>
+              <w:keepNext/>
+              <w:jc w:val="end"/>
+            </w:pPr>
+            <w:r>
+              <w:rPr>
+                <w:rFonts w:ascii="Calibri" w:hAnsi="Calibri"/>
+                <w:sz w:val="20"/>
+              </w:rPr>
+              <w:t xml:space="default">0.046</w:t>
+            </w:r>
+          </w:p>
+        </w:tc>
+        <w:tc>
+          <w:tcPr>
+            <w:tcBorders>
+              <w:top w:val="single" w:space="0" w:color="D3D3D3"/>
+              <w:bottom w:val="single" w:space="0" w:color="D3D3D3"/>
+              <w:start w:val="single" w:space="0" w:color="D3D3D3"/>
+              <w:end w:val="single" w:space="0" w:color="D3D3D3"/>
+            </w:tcBorders>
+          </w:tcPr>
+          <w:p>
+            <w:pPr>
+              <w:spacing w:before="0" w:after="60"/>
+              <w:keepNext/>
+              <w:jc w:val="end"/>
+            </w:pPr>
+            <w:r>
+              <w:rPr>
+                <w:rFonts w:ascii="Calibri" w:hAnsi="Calibri"/>
+                <w:sz w:val="20"/>
+              </w:rPr>
+              <w:t xml:space="default">0.45</w:t>
             </w:r>
           </w:p>
         </w:tc>

--- a/Supplementary_Table_S2.docx
+++ b/Supplementary_Table_S2.docx
@@ -268,31 +268,31 @@
                 <w:rFonts w:ascii="Calibri" w:hAnsi="Calibri"/>
                 <w:sz w:val="20"/>
               </w:rPr>
-              <w:t xml:space="default">0.066</w:t>
-            </w:r>
-          </w:p>
-        </w:tc>
-        <w:tc>
-          <w:tcPr>
-            <w:tcBorders>
-              <w:top w:val="single" w:space="0" w:color="D3D3D3"/>
-              <w:bottom w:val="single" w:space="0" w:color="D3D3D3"/>
-              <w:start w:val="single" w:space="0" w:color="D3D3D3"/>
-              <w:end w:val="single" w:space="0" w:color="D3D3D3"/>
-            </w:tcBorders>
-          </w:tcPr>
-          <w:p>
-            <w:pPr>
-              <w:spacing w:before="0" w:after="60"/>
-              <w:keepNext/>
-              <w:jc w:val="end"/>
-            </w:pPr>
-            <w:r>
-              <w:rPr>
-                <w:rFonts w:ascii="Calibri" w:hAnsi="Calibri"/>
-                <w:sz w:val="20"/>
-              </w:rPr>
-              <w:t xml:space="default">0.967</w:t>
+              <w:t xml:space="default">0.068</w:t>
+            </w:r>
+          </w:p>
+        </w:tc>
+        <w:tc>
+          <w:tcPr>
+            <w:tcBorders>
+              <w:top w:val="single" w:space="0" w:color="D3D3D3"/>
+              <w:bottom w:val="single" w:space="0" w:color="D3D3D3"/>
+              <w:start w:val="single" w:space="0" w:color="D3D3D3"/>
+              <w:end w:val="single" w:space="0" w:color="D3D3D3"/>
+            </w:tcBorders>
+          </w:tcPr>
+          <w:p>
+            <w:pPr>
+              <w:spacing w:before="0" w:after="60"/>
+              <w:keepNext/>
+              <w:jc w:val="end"/>
+            </w:pPr>
+            <w:r>
+              <w:rPr>
+                <w:rFonts w:ascii="Calibri" w:hAnsi="Calibri"/>
+                <w:sz w:val="20"/>
+              </w:rPr>
+              <w:t xml:space="default">1.508</w:t>
             </w:r>
           </w:p>
         </w:tc>
@@ -417,55 +417,55 @@
                 <w:rFonts w:ascii="Calibri" w:hAnsi="Calibri"/>
                 <w:sz w:val="20"/>
               </w:rPr>
-              <w:t xml:space="default">0.090</w:t>
-            </w:r>
-          </w:p>
-        </w:tc>
-        <w:tc>
-          <w:tcPr>
-            <w:tcBorders>
-              <w:top w:val="single" w:space="0" w:color="D3D3D3"/>
-              <w:bottom w:val="single" w:space="0" w:color="D3D3D3"/>
-              <w:start w:val="single" w:space="0" w:color="D3D3D3"/>
-              <w:end w:val="single" w:space="0" w:color="D3D3D3"/>
-            </w:tcBorders>
-          </w:tcPr>
-          <w:p>
-            <w:pPr>
-              <w:spacing w:before="0" w:after="60"/>
-              <w:keepNext/>
-              <w:jc w:val="end"/>
-            </w:pPr>
-            <w:r>
-              <w:rPr>
-                <w:rFonts w:ascii="Calibri" w:hAnsi="Calibri"/>
-                <w:sz w:val="20"/>
-              </w:rPr>
-              <w:t xml:space="default">0.627</w:t>
-            </w:r>
-          </w:p>
-        </w:tc>
-        <w:tc>
-          <w:tcPr>
-            <w:tcBorders>
-              <w:top w:val="single" w:space="0" w:color="D3D3D3"/>
-              <w:bottom w:val="single" w:space="0" w:color="D3D3D3"/>
-              <w:start w:val="single" w:space="0" w:color="D3D3D3"/>
-              <w:end w:val="single" w:space="0" w:color="D3D3D3"/>
-            </w:tcBorders>
-          </w:tcPr>
-          <w:p>
-            <w:pPr>
-              <w:spacing w:before="0" w:after="60"/>
-              <w:keepNext/>
-              <w:jc w:val="end"/>
-            </w:pPr>
-            <w:r>
-              <w:rPr>
-                <w:rFonts w:ascii="Calibri" w:hAnsi="Calibri"/>
-                <w:sz w:val="20"/>
-              </w:rPr>
-              <w:t xml:space="default">0.15</w:t>
+              <w:t xml:space="default">0.092</w:t>
+            </w:r>
+          </w:p>
+        </w:tc>
+        <w:tc>
+          <w:tcPr>
+            <w:tcBorders>
+              <w:top w:val="single" w:space="0" w:color="D3D3D3"/>
+              <w:bottom w:val="single" w:space="0" w:color="D3D3D3"/>
+              <w:start w:val="single" w:space="0" w:color="D3D3D3"/>
+              <w:end w:val="single" w:space="0" w:color="D3D3D3"/>
+            </w:tcBorders>
+          </w:tcPr>
+          <w:p>
+            <w:pPr>
+              <w:spacing w:before="0" w:after="60"/>
+              <w:keepNext/>
+              <w:jc w:val="end"/>
+            </w:pPr>
+            <w:r>
+              <w:rPr>
+                <w:rFonts w:ascii="Calibri" w:hAnsi="Calibri"/>
+                <w:sz w:val="20"/>
+              </w:rPr>
+              <w:t xml:space="default">0.844</w:t>
+            </w:r>
+          </w:p>
+        </w:tc>
+        <w:tc>
+          <w:tcPr>
+            <w:tcBorders>
+              <w:top w:val="single" w:space="0" w:color="D3D3D3"/>
+              <w:bottom w:val="single" w:space="0" w:color="D3D3D3"/>
+              <w:start w:val="single" w:space="0" w:color="D3D3D3"/>
+              <w:end w:val="single" w:space="0" w:color="D3D3D3"/>
+            </w:tcBorders>
+          </w:tcPr>
+          <w:p>
+            <w:pPr>
+              <w:spacing w:before="0" w:after="60"/>
+              <w:keepNext/>
+              <w:jc w:val="end"/>
+            </w:pPr>
+            <w:r>
+              <w:rPr>
+                <w:rFonts w:ascii="Calibri" w:hAnsi="Calibri"/>
+                <w:sz w:val="20"/>
+              </w:rPr>
+              <w:t xml:space="default">0.05</w:t>
             </w:r>
           </w:p>
         </w:tc>
@@ -566,7 +566,7 @@
                 <w:rFonts w:ascii="Calibri" w:hAnsi="Calibri"/>
                 <w:sz w:val="20"/>
               </w:rPr>
-              <w:t xml:space="default">0.110</w:t>
+              <w:t xml:space="default">0.112</w:t>
             </w:r>
           </w:p>
         </w:tc>
@@ -715,55 +715,55 @@
                 <w:rFonts w:ascii="Calibri" w:hAnsi="Calibri"/>
                 <w:sz w:val="20"/>
               </w:rPr>
-              <w:t xml:space="default">0.058</w:t>
-            </w:r>
-          </w:p>
-        </w:tc>
-        <w:tc>
-          <w:tcPr>
-            <w:tcBorders>
-              <w:top w:val="single" w:space="0" w:color="D3D3D3"/>
-              <w:bottom w:val="single" w:space="0" w:color="D3D3D3"/>
-              <w:start w:val="single" w:space="0" w:color="D3D3D3"/>
-              <w:end w:val="single" w:space="0" w:color="D3D3D3"/>
-            </w:tcBorders>
-          </w:tcPr>
-          <w:p>
-            <w:pPr>
-              <w:spacing w:before="0" w:after="60"/>
-              <w:keepNext/>
-              <w:jc w:val="end"/>
-            </w:pPr>
-            <w:r>
-              <w:rPr>
-                <w:rFonts w:ascii="Calibri" w:hAnsi="Calibri"/>
-                <w:sz w:val="20"/>
-              </w:rPr>
-              <w:t xml:space="default">0.442</w:t>
-            </w:r>
-          </w:p>
-        </w:tc>
-        <w:tc>
-          <w:tcPr>
-            <w:tcBorders>
-              <w:top w:val="single" w:space="0" w:color="D3D3D3"/>
-              <w:bottom w:val="single" w:space="0" w:color="D3D3D3"/>
-              <w:start w:val="single" w:space="0" w:color="D3D3D3"/>
-              <w:end w:val="single" w:space="0" w:color="D3D3D3"/>
-            </w:tcBorders>
-          </w:tcPr>
-          <w:p>
-            <w:pPr>
-              <w:spacing w:before="0" w:after="60"/>
-              <w:keepNext/>
-              <w:jc w:val="end"/>
-            </w:pPr>
-            <w:r>
-              <w:rPr>
-                <w:rFonts w:ascii="Calibri" w:hAnsi="Calibri"/>
-                <w:sz w:val="20"/>
-              </w:rPr>
-              <w:t xml:space="default">3.15</w:t>
+              <w:t xml:space="default">0.060</w:t>
+            </w:r>
+          </w:p>
+        </w:tc>
+        <w:tc>
+          <w:tcPr>
+            <w:tcBorders>
+              <w:top w:val="single" w:space="0" w:color="D3D3D3"/>
+              <w:bottom w:val="single" w:space="0" w:color="D3D3D3"/>
+              <w:start w:val="single" w:space="0" w:color="D3D3D3"/>
+              <w:end w:val="single" w:space="0" w:color="D3D3D3"/>
+            </w:tcBorders>
+          </w:tcPr>
+          <w:p>
+            <w:pPr>
+              <w:spacing w:before="0" w:after="60"/>
+              <w:keepNext/>
+              <w:jc w:val="end"/>
+            </w:pPr>
+            <w:r>
+              <w:rPr>
+                <w:rFonts w:ascii="Calibri" w:hAnsi="Calibri"/>
+                <w:sz w:val="20"/>
+              </w:rPr>
+              <w:t xml:space="default">0.498</w:t>
+            </w:r>
+          </w:p>
+        </w:tc>
+        <w:tc>
+          <w:tcPr>
+            <w:tcBorders>
+              <w:top w:val="single" w:space="0" w:color="D3D3D3"/>
+              <w:bottom w:val="single" w:space="0" w:color="D3D3D3"/>
+              <w:start w:val="single" w:space="0" w:color="D3D3D3"/>
+              <w:end w:val="single" w:space="0" w:color="D3D3D3"/>
+            </w:tcBorders>
+          </w:tcPr>
+          <w:p>
+            <w:pPr>
+              <w:spacing w:before="0" w:after="60"/>
+              <w:keepNext/>
+              <w:jc w:val="end"/>
+            </w:pPr>
+            <w:r>
+              <w:rPr>
+                <w:rFonts w:ascii="Calibri" w:hAnsi="Calibri"/>
+                <w:sz w:val="20"/>
+              </w:rPr>
+              <w:t xml:space="default">5.95</w:t>
             </w:r>
           </w:p>
         </w:tc>
@@ -864,31 +864,31 @@
                 <w:rFonts w:ascii="Calibri" w:hAnsi="Calibri"/>
                 <w:sz w:val="20"/>
               </w:rPr>
-              <w:t xml:space="default">0.050</w:t>
-            </w:r>
-          </w:p>
-        </w:tc>
-        <w:tc>
-          <w:tcPr>
-            <w:tcBorders>
-              <w:top w:val="single" w:space="0" w:color="D3D3D3"/>
-              <w:bottom w:val="single" w:space="0" w:color="D3D3D3"/>
-              <w:start w:val="single" w:space="0" w:color="D3D3D3"/>
-              <w:end w:val="single" w:space="0" w:color="D3D3D3"/>
-            </w:tcBorders>
-          </w:tcPr>
-          <w:p>
-            <w:pPr>
-              <w:spacing w:before="0" w:after="60"/>
-              <w:keepNext/>
-              <w:jc w:val="end"/>
-            </w:pPr>
-            <w:r>
-              <w:rPr>
-                <w:rFonts w:ascii="Calibri" w:hAnsi="Calibri"/>
-                <w:sz w:val="20"/>
-              </w:rPr>
-              <w:t xml:space="default">0.370</w:t>
+              <w:t xml:space="default">0.051</w:t>
+            </w:r>
+          </w:p>
+        </w:tc>
+        <w:tc>
+          <w:tcPr>
+            <w:tcBorders>
+              <w:top w:val="single" w:space="0" w:color="D3D3D3"/>
+              <w:bottom w:val="single" w:space="0" w:color="D3D3D3"/>
+              <w:start w:val="single" w:space="0" w:color="D3D3D3"/>
+              <w:end w:val="single" w:space="0" w:color="D3D3D3"/>
+            </w:tcBorders>
+          </w:tcPr>
+          <w:p>
+            <w:pPr>
+              <w:spacing w:before="0" w:after="60"/>
+              <w:keepNext/>
+              <w:jc w:val="end"/>
+            </w:pPr>
+            <w:r>
+              <w:rPr>
+                <w:rFonts w:ascii="Calibri" w:hAnsi="Calibri"/>
+                <w:sz w:val="20"/>
+              </w:rPr>
+              <w:t xml:space="default">0.542</w:t>
             </w:r>
           </w:p>
         </w:tc>
